--- a/面试/简历1.docx
+++ b/面试/简历1.docx
@@ -16,24 +16,60 @@
           <w:rFonts w:hint="eastAsia"/>
           <w:noProof/>
         </w:rPr>
-        <w:pict w14:anchorId="45026224">
-          <v:group id="组合 126" o:spid="_x0000_s2095" style="position:absolute;left:0;text-align:left;margin-left:-89.4pt;margin-top:639.4pt;width:596.95pt;height:25.2pt;z-index:251670016" coordorigin="6270,3892" coordsize="11939,518" o:gfxdata="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">
-            <v:rect id="矩形 51" o:spid="_x0000_s2096" style="position:absolute;left:8050;top:3947;width:10159;height:431;visibility:visible;mso-wrap-style:square;v-text-anchor:middle" o:gfxdata="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" fillcolor="#f0efee" stroked="f" strokeweight="1pt"/>
-            <v:group id="组合 117" o:spid="_x0000_s2097" style="position:absolute;left:6270;top:3892;width:1829;height:518" coordorigin="286,3892" coordsize="1829,518" o:gfxdata="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">
-              <v:rect id="矩形 203" o:spid="_x0000_s2098" style="position:absolute;left:286;top:3948;width:113;height:431;visibility:visible;mso-wrap-style:square;v-text-anchor:middle" o:gfxdata="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" fillcolor="#234666" stroked="f"/>
-              <v:rect id="矩形 204" o:spid="_x0000_s2099" style="position:absolute;left:455;top:3948;width:113;height:431;visibility:visible;mso-wrap-style:square;v-text-anchor:middle" o:gfxdata="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" fillcolor="#234666" stroked="f"/>
-              <v:rect id="矩形 13" o:spid="_x0000_s2100" style="position:absolute;left:630;top:3948;width:1485;height:431;visibility:visible;mso-wrap-style:square;v-text-anchor:middle" o:gfxdata="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" fillcolor="#234666" stroked="f"/>
+        <w:pict w14:anchorId="63333468">
+          <v:group id="_x0000_s2131" style="position:absolute;left:0;text-align:left;margin-left:0;margin-top:637.25pt;width:596.9pt;height:25.9pt;z-index:251677184;mso-position-horizontal-relative:page" coordorigin="6270,3892" coordsize="11938,518" o:gfxdata="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">
+            <v:rect id="矩形 51" o:spid="_x0000_s2132" style="position:absolute;left:8050;top:3947;width:10159;height:431;visibility:visible;mso-wrap-style:square;v-text-anchor:middle" o:gfxdata="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" fillcolor="#f0efee" stroked="f" strokeweight="1pt"/>
+            <v:group id="组合 117" o:spid="_x0000_s2133" style="position:absolute;left:6270;top:3892;width:1829;height:518" coordorigin="286,3892" coordsize="1829,518" o:gfxdata="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">
+              <v:rect id="矩形 203" o:spid="_x0000_s2134" style="position:absolute;left:286;top:3948;width:113;height:431;visibility:visible;mso-wrap-style:square;v-text-anchor:middle" o:gfxdata="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" fillcolor="#234666" stroked="f"/>
+              <v:rect id="矩形 204" o:spid="_x0000_s2135" style="position:absolute;left:455;top:3948;width:113;height:431;visibility:visible;mso-wrap-style:square;v-text-anchor:middle" o:gfxdata="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" fillcolor="#234666" stroked="f"/>
+              <v:rect id="矩形 13" o:spid="_x0000_s2136" style="position:absolute;left:630;top:3948;width:1485;height:431;visibility:visible;mso-wrap-style:square;v-text-anchor:middle" o:gfxdata="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" fillcolor="#234666" stroked="f"/>
               <v:shapetype id="_x0000_t202" coordsize="21600,21600" o:spt="202" path="m,l,21600r21600,l21600,xe">
                 <v:stroke joinstyle="miter"/>
                 <v:path gradientshapeok="t" o:connecttype="rect"/>
               </v:shapetype>
-              <v:shape id="Text Box 26" o:spid="_x0000_s2101" type="#_x0000_t202" style="position:absolute;left:655;top:3892;width:1444;height:518;visibility:visible;mso-wrap-style:square;v-text-anchor:top" o:gfxdata="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" filled="f" stroked="f">
+              <v:shape id="Text Box 60" o:spid="_x0000_s2137" type="#_x0000_t202" style="position:absolute;left:655;top:3892;width:1444;height:518;visibility:visible;mso-wrap-style:square;v-text-anchor:top" o:gfxdata="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" filled="f" stroked="f">
                 <o:lock v:ext="edit" rotation="t"/>
-                <v:textbox style="mso-next-textbox:#Text Box 26">
-                  <w:txbxContent/>
+                <v:textbox style="mso-next-textbox:#Text Box 60">
+                  <w:txbxContent>
+                    <w:p>
+                      <w:pPr>
+                        <w:pStyle w:val="Style5"/>
+                        <w:adjustRightInd w:val="0"/>
+                        <w:snapToGrid w:val="0"/>
+                        <w:ind w:firstLineChars="0" w:firstLine="0"/>
+                        <w:rPr>
+                          <w:rFonts w:hint="eastAsia"/>
+                          <w:color w:val="3F434E"/>
+                          <w:sz w:val="20"/>
+                          <w:szCs w:val="21"/>
+                        </w:rPr>
+                      </w:pPr>
+                      <w:r>
+                        <w:rPr>
+                          <w:rFonts w:hint="eastAsia"/>
+                          <w:b/>
+                          <w:color w:val="FFFFFF"/>
+                          <w:sz w:val="24"/>
+                          <w:szCs w:val="24"/>
+                        </w:rPr>
+                        <w:t>获奖</w:t>
+                      </w:r>
+                      <w:r>
+                        <w:rPr>
+                          <w:rFonts w:hint="eastAsia"/>
+                          <w:b/>
+                          <w:color w:val="FFFFFF"/>
+                          <w:sz w:val="24"/>
+                          <w:szCs w:val="24"/>
+                        </w:rPr>
+                        <w:t>经历</w:t>
+                      </w:r>
+                    </w:p>
+                  </w:txbxContent>
                 </v:textbox>
               </v:shape>
             </v:group>
+            <w10:wrap anchorx="page"/>
           </v:group>
         </w:pict>
       </w:r>
@@ -200,7 +236,7 @@
                     <w:ind w:rightChars="73" w:right="153"/>
                     <w:jc w:val="left"/>
                     <w:rPr>
-                      <w:rFonts w:ascii="微软雅黑" w:hAnsi="微软雅黑"/>
+                      <w:rFonts w:ascii="微软雅黑" w:hAnsi="微软雅黑" w:hint="eastAsia"/>
                       <w:color w:val="0D0D0D" w:themeColor="text1" w:themeTint="F2"/>
                       <w:szCs w:val="21"/>
                     </w:rPr>
@@ -437,7 +473,7 @@
                     <w:spacing w:beforeLines="25" w:before="78"/>
                     <w:ind w:rightChars="73" w:right="153" w:firstLineChars="0"/>
                     <w:rPr>
-                      <w:rFonts w:ascii="微软雅黑" w:hAnsi="微软雅黑"/>
+                      <w:rFonts w:ascii="微软雅黑" w:hAnsi="微软雅黑" w:hint="eastAsia"/>
                       <w:color w:val="0D0D0D" w:themeColor="text1" w:themeTint="F2"/>
                       <w:szCs w:val="21"/>
                     </w:rPr>
@@ -552,7 +588,7 @@
                     <w:spacing w:beforeLines="25" w:before="78"/>
                     <w:ind w:rightChars="73" w:right="153" w:firstLineChars="0"/>
                     <w:rPr>
-                      <w:rFonts w:ascii="微软雅黑" w:hAnsi="微软雅黑"/>
+                      <w:rFonts w:ascii="微软雅黑" w:hAnsi="微软雅黑" w:hint="eastAsia"/>
                       <w:color w:val="0D0D0D" w:themeColor="text1" w:themeTint="F2"/>
                       <w:szCs w:val="21"/>
                     </w:rPr>
@@ -683,7 +719,7 @@
                     <w:spacing w:beforeLines="25" w:before="78"/>
                     <w:ind w:rightChars="73" w:right="153" w:firstLineChars="0"/>
                     <w:rPr>
-                      <w:rFonts w:ascii="微软雅黑" w:hAnsi="微软雅黑"/>
+                      <w:rFonts w:ascii="微软雅黑" w:hAnsi="微软雅黑" w:hint="eastAsia"/>
                       <w:color w:val="0D0D0D" w:themeColor="text1" w:themeTint="F2"/>
                       <w:szCs w:val="21"/>
                     </w:rPr>
@@ -704,7 +740,33 @@
                       <w:color w:val="0D0D0D" w:themeColor="text1" w:themeTint="F2"/>
                       <w:szCs w:val="21"/>
                     </w:rPr>
-                    <w:t xml:space="preserve">使用Adapter + </w:t>
+                    <w:t>使用</w:t>
+                  </w:r>
+                  <w:proofErr w:type="spellStart"/>
+                  <w:r>
+                    <w:rPr>
+                      <w:rFonts w:ascii="微软雅黑" w:hAnsi="微软雅黑" w:hint="eastAsia"/>
+                      <w:color w:val="0D0D0D" w:themeColor="text1" w:themeTint="F2"/>
+                      <w:szCs w:val="21"/>
+                    </w:rPr>
+                    <w:t>R</w:t>
+                  </w:r>
+                  <w:r>
+                    <w:rPr>
+                      <w:rFonts w:ascii="微软雅黑" w:hAnsi="微软雅黑" w:hint="eastAsia"/>
+                      <w:color w:val="0D0D0D" w:themeColor="text1" w:themeTint="F2"/>
+                      <w:szCs w:val="21"/>
+                    </w:rPr>
+                    <w:t>ecyclerview</w:t>
+                  </w:r>
+                  <w:proofErr w:type="spellEnd"/>
+                  <w:r>
+                    <w:rPr>
+                      <w:rFonts w:ascii="微软雅黑" w:hAnsi="微软雅黑" w:hint="eastAsia"/>
+                      <w:color w:val="0D0D0D" w:themeColor="text1" w:themeTint="F2"/>
+                      <w:szCs w:val="21"/>
+                    </w:rPr>
+                    <w:t xml:space="preserve"> + </w:t>
                   </w:r>
                   <w:proofErr w:type="spellStart"/>
                   <w:r>
@@ -756,7 +818,7 @@
                     <w:spacing w:beforeLines="25" w:before="78"/>
                     <w:ind w:rightChars="73" w:right="153" w:firstLineChars="0"/>
                     <w:rPr>
-                      <w:rFonts w:ascii="微软雅黑" w:hAnsi="微软雅黑"/>
+                      <w:rFonts w:ascii="微软雅黑" w:hAnsi="微软雅黑" w:hint="eastAsia"/>
                       <w:color w:val="0D0D0D" w:themeColor="text1" w:themeTint="F2"/>
                       <w:szCs w:val="21"/>
                     </w:rPr>
@@ -791,7 +853,7 @@
                     <w:spacing w:beforeLines="25" w:before="78"/>
                     <w:ind w:rightChars="73" w:right="153" w:firstLineChars="0"/>
                     <w:rPr>
-                      <w:rFonts w:ascii="微软雅黑" w:hAnsi="微软雅黑"/>
+                      <w:rFonts w:ascii="微软雅黑" w:hAnsi="微软雅黑" w:hint="eastAsia"/>
                       <w:color w:val="0D0D0D" w:themeColor="text1" w:themeTint="F2"/>
                       <w:szCs w:val="21"/>
                     </w:rPr>
@@ -1394,7 +1456,7 @@
               <v:rect id="矩形 13" o:spid="_x0000_s2125" style="position:absolute;left:630;top:3948;width:1485;height:431;visibility:visible;mso-wrap-style:square;v-text-anchor:middle" o:gfxdata="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" fillcolor="#234666" stroked="f"/>
               <v:shape id="Text Box 26" o:spid="_x0000_s2126" type="#_x0000_t202" style="position:absolute;left:655;top:3892;width:1444;height:518;visibility:visible;mso-wrap-style:square;v-text-anchor:top" o:gfxdata="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" filled="f" stroked="f">
                 <o:lock v:ext="edit" rotation="t"/>
-                <v:textbox style="mso-next-textbox:#Text Box 26">
+                <v:textbox>
                   <w:txbxContent>
                     <w:p>
                       <w:pPr>
@@ -1684,7 +1746,7 @@
                     <w:spacing w:line="360" w:lineRule="exact"/>
                     <w:ind w:firstLineChars="0"/>
                     <w:rPr>
-                      <w:rFonts w:ascii="微软雅黑" w:hAnsi="微软雅黑"/>
+                      <w:rFonts w:ascii="微软雅黑" w:hAnsi="微软雅黑" w:hint="eastAsia"/>
                       <w:color w:val="0D0D0D" w:themeColor="text1" w:themeTint="F2"/>
                       <w:szCs w:val="21"/>
                     </w:rPr>
@@ -1823,7 +1885,7 @@
               <v:rect id="矩形 13" o:spid="_x0000_s2090" style="position:absolute;left:630;top:3948;width:1485;height:431;visibility:visible;mso-wrap-style:square;v-text-anchor:middle" o:gfxdata="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" fillcolor="#234666" stroked="f"/>
               <v:shape id="Text Box 60" o:spid="_x0000_s2091" type="#_x0000_t202" style="position:absolute;left:655;top:3892;width:1444;height:518;visibility:visible;mso-wrap-style:square;v-text-anchor:top" o:gfxdata="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" filled="f" stroked="f">
                 <o:lock v:ext="edit" rotation="t"/>
-                <v:textbox style="mso-next-textbox:#Text Box 60">
+                <v:textbox>
                   <w:txbxContent>
                     <w:p>
                       <w:pPr>
@@ -5004,6 +5066,7 @@
   <w:style w:type="character" w:default="1" w:styleId="a0">
     <w:name w:val="Default Paragraph Font"/>
     <w:uiPriority w:val="1"/>
+    <w:semiHidden/>
     <w:unhideWhenUsed/>
   </w:style>
   <w:style w:type="table" w:default="1" w:styleId="a1">
@@ -5402,10 +5465,6 @@
 </file>
 
 <file path=customXml/item1.xml><?xml version="1.0" encoding="utf-8"?>
-<b:Sources xmlns:b="http://schemas.openxmlformats.org/officeDocument/2006/bibliography" xmlns="http://schemas.openxmlformats.org/officeDocument/2006/bibliography" SelectedStyle="\APASixthEditionOfficeOnline.xsl" StyleName="APA" Version="6"/>
-</file>
-
-<file path=customXml/item2.xml><?xml version="1.0" encoding="utf-8"?>
 <s:customData xmlns="http://www.wps.cn/officeDocument/2013/wpsCustomData" xmlns:s="http://www.wps.cn/officeDocument/2013/wpsCustomData">
   <customSectProps>
     <customSectPr/>
@@ -5416,18 +5475,22 @@
 </s:customData>
 </file>
 
+<file path=customXml/item2.xml><?xml version="1.0" encoding="utf-8"?>
+<b:Sources xmlns:b="http://schemas.openxmlformats.org/officeDocument/2006/bibliography" xmlns="http://schemas.openxmlformats.org/officeDocument/2006/bibliography" SelectedStyle="\APASixthEditionOfficeOnline.xsl" StyleName="APA" Version="6"/>
+</file>
+
 <file path=customXml/itemProps1.xml><?xml version="1.0" encoding="utf-8"?>
+<ds:datastoreItem xmlns:ds="http://schemas.openxmlformats.org/officeDocument/2006/customXml" ds:itemID="{B1977F7D-205B-4081-913C-38D41E755F92}">
+  <ds:schemaRefs>
+    <ds:schemaRef ds:uri="http://www.wps.cn/officeDocument/2013/wpsCustomData"/>
+  </ds:schemaRefs>
+</ds:datastoreItem>
+</file>
+
+<file path=customXml/itemProps2.xml><?xml version="1.0" encoding="utf-8"?>
 <ds:datastoreItem xmlns:ds="http://schemas.openxmlformats.org/officeDocument/2006/customXml" ds:itemID="{37301997-A19C-4B73-8152-E04E93E3C2CA}">
   <ds:schemaRefs>
     <ds:schemaRef ds:uri="http://schemas.openxmlformats.org/officeDocument/2006/bibliography"/>
   </ds:schemaRefs>
 </ds:datastoreItem>
-</file>
-
-<file path=customXml/itemProps2.xml><?xml version="1.0" encoding="utf-8"?>
-<ds:datastoreItem xmlns:ds="http://schemas.openxmlformats.org/officeDocument/2006/customXml" ds:itemID="{B1977F7D-205B-4081-913C-38D41E755F92}">
-  <ds:schemaRefs>
-    <ds:schemaRef ds:uri="http://www.wps.cn/officeDocument/2013/wpsCustomData"/>
-  </ds:schemaRefs>
-</ds:datastoreItem>
 </file>